--- a/pr-preview/pr-90/chapters/17-causal-survival-analysis.docx
+++ b/pr-preview/pr-90/chapters/17-causal-survival-analysis.docx
@@ -5544,7 +5544,13 @@
               <w:t xml:space="preserve"> </w:t>
             </w:r>
             <w:r>
-              <w:t xml:space="preserve">into the event indicators; the book’s Figure 17.3 includes such arrows).</w:t>
+              <w:t xml:space="preserve">into the event indicators;</w:t>
+            </w:r>
+            <w:r>
+              <w:t xml:space="preserve"> </w:t>
+            </w:r>
+            <w:r>
+              <w:t xml:space="preserve">the book’s Figure 17.3 includes such arrows).</w:t>
             </w:r>
             <w:r>
               <w:t xml:space="preserve"> </w:t>
@@ -6159,30 +6165,28 @@
                 </m:rPr>
                 <m:t>exp</m:t>
               </m:r>
-              <m:r>
-                <m:rPr>
-                  <m:sty m:val="p"/>
-                </m:rPr>
-                <m:t>(</m:t>
-              </m:r>
-              <m:sSub>
+              <m:d>
+                <m:dPr>
+                  <m:begChr m:val="{"/>
+                  <m:sepChr m:val=""/>
+                  <m:endChr m:val="}"/>
+                  <m:grow/>
+                </m:dPr>
                 <m:e>
-                  <m:r>
-                    <m:t>α</m:t>
-                  </m:r>
+                  <m:sSub>
+                    <m:e>
+                      <m:r>
+                        <m:t>α</m:t>
+                      </m:r>
+                    </m:e>
+                    <m:sub>
+                      <m:r>
+                        <m:t>1</m:t>
+                      </m:r>
+                    </m:sub>
+                  </m:sSub>
                 </m:e>
-                <m:sub>
-                  <m:r>
-                    <m:t>1</m:t>
-                  </m:r>
-                </m:sub>
-              </m:sSub>
-              <m:r>
-                <m:rPr>
-                  <m:sty m:val="p"/>
-                </m:rPr>
-                <m:t>)</m:t>
-              </m:r>
+              </m:d>
             </m:oMath>
             <w:r>
               <w:t xml:space="preserve"> </w:t>
@@ -6413,33 +6417,31 @@
                 </m:rPr>
                 <m:t>exp</m:t>
               </m:r>
-              <m:r>
-                <m:rPr>
-                  <m:sty m:val="p"/>
-                </m:rPr>
-                <m:t>(</m:t>
-              </m:r>
-              <m:sSub>
+              <m:d>
+                <m:dPr>
+                  <m:begChr m:val="{"/>
+                  <m:sepChr m:val=""/>
+                  <m:endChr m:val="}"/>
+                  <m:grow/>
+                </m:dPr>
                 <m:e>
+                  <m:sSub>
+                    <m:e>
+                      <m:r>
+                        <m:t>α</m:t>
+                      </m:r>
+                    </m:e>
+                    <m:sub>
+                      <m:r>
+                        <m:t>1</m:t>
+                      </m:r>
+                    </m:sub>
+                  </m:sSub>
                   <m:r>
-                    <m:t>α</m:t>
+                    <m:t>A</m:t>
                   </m:r>
                 </m:e>
-                <m:sub>
-                  <m:r>
-                    <m:t>1</m:t>
-                  </m:r>
-                </m:sub>
-              </m:sSub>
-              <m:r>
-                <m:t>A</m:t>
-              </m:r>
-              <m:r>
-                <m:rPr>
-                  <m:sty m:val="p"/>
-                </m:rPr>
-                <m:t>)</m:t>
-              </m:r>
+              </m:d>
             </m:oMath>
             <w:r>
               <w:t xml:space="preserve">.</w:t>
@@ -12970,7 +12972,13 @@
         </m:r>
       </m:oMath>
       <w:r>
-        <w:t xml:space="preserve">; 95% confidence interval</w:t>
+        <w:t xml:space="preserve">;</w:t>
+      </w:r>
+      <w:r>
+        <w:t xml:space="preserve"> </w:t>
+      </w:r>
+      <w:r>
+        <w:t xml:space="preserve">95% confidence interval</w:t>
       </w:r>
       <w:r>
         <w:t xml:space="preserve"> </w:t>
@@ -15124,7 +15132,13 @@
         </m:r>
       </m:oMath>
       <w:r>
-        <w:t xml:space="preserve">; 95% confidence interval</w:t>
+        <w:t xml:space="preserve">;</w:t>
+      </w:r>
+      <w:r>
+        <w:t xml:space="preserve"> </w:t>
+      </w:r>
+      <w:r>
+        <w:t xml:space="preserve">95% confidence interval</w:t>
       </w:r>
       <w:r>
         <w:t xml:space="preserve"> </w:t>
@@ -15891,63 +15905,61 @@
                   </m:rPr>
                   <m:t>exp</m:t>
                 </m:r>
-                <m:r>
-                  <m:rPr>
-                    <m:sty m:val="p"/>
-                  </m:rPr>
-                  <m:t>[</m:t>
-                </m:r>
-                <m:sSub>
+                <m:d>
+                  <m:dPr>
+                    <m:begChr m:val="{"/>
+                    <m:sepChr m:val=""/>
+                    <m:endChr m:val="}"/>
+                    <m:grow/>
+                  </m:dPr>
                   <m:e>
+                    <m:sSub>
+                      <m:e>
+                        <m:r>
+                          <m:t>γ</m:t>
+                        </m:r>
+                      </m:e>
+                      <m:sub>
+                        <m:r>
+                          <m:t>k</m:t>
+                        </m:r>
+                      </m:sub>
+                    </m:sSub>
                     <m:r>
-                      <m:t>γ</m:t>
+                      <m:rPr>
+                        <m:sty m:val="p"/>
+                      </m:rPr>
+                      <m:t>(</m:t>
+                    </m:r>
+                    <m:r>
+                      <m:t>L</m:t>
+                    </m:r>
+                    <m:r>
+                      <m:rPr>
+                        <m:sty m:val="p"/>
+                      </m:rPr>
+                      <m:t>,</m:t>
+                    </m:r>
+                    <m:r>
+                      <m:t>A</m:t>
+                    </m:r>
+                    <m:r>
+                      <m:rPr>
+                        <m:sty m:val="p"/>
+                      </m:rPr>
+                      <m:t>;</m:t>
+                    </m:r>
+                    <m:r>
+                      <m:t>ψ</m:t>
+                    </m:r>
+                    <m:r>
+                      <m:rPr>
+                        <m:sty m:val="p"/>
+                      </m:rPr>
+                      <m:t>)</m:t>
                     </m:r>
                   </m:e>
-                  <m:sub>
-                    <m:r>
-                      <m:t>k</m:t>
-                    </m:r>
-                  </m:sub>
-                </m:sSub>
-                <m:r>
-                  <m:rPr>
-                    <m:sty m:val="p"/>
-                  </m:rPr>
-                  <m:t>(</m:t>
-                </m:r>
-                <m:r>
-                  <m:t>L</m:t>
-                </m:r>
-                <m:r>
-                  <m:rPr>
-                    <m:sty m:val="p"/>
-                  </m:rPr>
-                  <m:t>,</m:t>
-                </m:r>
-                <m:r>
-                  <m:t>A</m:t>
-                </m:r>
-                <m:r>
-                  <m:rPr>
-                    <m:sty m:val="p"/>
-                  </m:rPr>
-                  <m:t>;</m:t>
-                </m:r>
-                <m:r>
-                  <m:t>ψ</m:t>
-                </m:r>
-                <m:r>
-                  <m:rPr>
-                    <m:sty m:val="p"/>
-                  </m:rPr>
-                  <m:t>)</m:t>
-                </m:r>
-                <m:r>
-                  <m:rPr>
-                    <m:sty m:val="p"/>
-                  </m:rPr>
-                  <m:t>]</m:t>
-                </m:r>
+                </m:d>
               </m:oMath>
             </m:oMathPara>
           </w:p>
@@ -16036,63 +16048,61 @@
                 </m:rPr>
                 <m:t>exp</m:t>
               </m:r>
-              <m:r>
-                <m:rPr>
-                  <m:sty m:val="p"/>
-                </m:rPr>
-                <m:t>[</m:t>
-              </m:r>
-              <m:sSub>
+              <m:d>
+                <m:dPr>
+                  <m:begChr m:val="{"/>
+                  <m:sepChr m:val=""/>
+                  <m:endChr m:val="}"/>
+                  <m:grow/>
+                </m:dPr>
                 <m:e>
+                  <m:sSub>
+                    <m:e>
+                      <m:r>
+                        <m:t>γ</m:t>
+                      </m:r>
+                    </m:e>
+                    <m:sub>
+                      <m:r>
+                        <m:t>k</m:t>
+                      </m:r>
+                    </m:sub>
+                  </m:sSub>
                   <m:r>
-                    <m:t>γ</m:t>
+                    <m:rPr>
+                      <m:sty m:val="p"/>
+                    </m:rPr>
+                    <m:t>(</m:t>
+                  </m:r>
+                  <m:r>
+                    <m:t>L</m:t>
+                  </m:r>
+                  <m:r>
+                    <m:rPr>
+                      <m:sty m:val="p"/>
+                    </m:rPr>
+                    <m:t>,</m:t>
+                  </m:r>
+                  <m:r>
+                    <m:t>A</m:t>
+                  </m:r>
+                  <m:r>
+                    <m:rPr>
+                      <m:sty m:val="p"/>
+                    </m:rPr>
+                    <m:t>;</m:t>
+                  </m:r>
+                  <m:r>
+                    <m:t>ψ</m:t>
+                  </m:r>
+                  <m:r>
+                    <m:rPr>
+                      <m:sty m:val="p"/>
+                    </m:rPr>
+                    <m:t>)</m:t>
                   </m:r>
                 </m:e>
-                <m:sub>
-                  <m:r>
-                    <m:t>k</m:t>
-                  </m:r>
-                </m:sub>
-              </m:sSub>
-              <m:r>
-                <m:rPr>
-                  <m:sty m:val="p"/>
-                </m:rPr>
-                <m:t>(</m:t>
-              </m:r>
-              <m:r>
-                <m:t>L</m:t>
-              </m:r>
-              <m:r>
-                <m:rPr>
-                  <m:sty m:val="p"/>
-                </m:rPr>
-                <m:t>,</m:t>
-              </m:r>
-              <m:r>
-                <m:t>A</m:t>
-              </m:r>
-              <m:r>
-                <m:rPr>
-                  <m:sty m:val="p"/>
-                </m:rPr>
-                <m:t>;</m:t>
-              </m:r>
-              <m:r>
-                <m:t>ψ</m:t>
-              </m:r>
-              <m:r>
-                <m:rPr>
-                  <m:sty m:val="p"/>
-                </m:rPr>
-                <m:t>)</m:t>
-              </m:r>
-              <m:r>
-                <m:rPr>
-                  <m:sty m:val="p"/>
-                </m:rPr>
-                <m:t>]</m:t>
-              </m:r>
+              </m:d>
             </m:oMath>
             <w:r>
               <w:t xml:space="preserve"> </w:t>
@@ -16466,63 +16476,61 @@
                   </m:rPr>
                   <m:t>exp</m:t>
                 </m:r>
-                <m:r>
-                  <m:rPr>
-                    <m:sty m:val="p"/>
-                  </m:rPr>
-                  <m:t>[</m:t>
-                </m:r>
-                <m:sSub>
+                <m:d>
+                  <m:dPr>
+                    <m:begChr m:val="{"/>
+                    <m:sepChr m:val=""/>
+                    <m:endChr m:val="}"/>
+                    <m:grow/>
+                  </m:dPr>
                   <m:e>
+                    <m:sSub>
+                      <m:e>
+                        <m:r>
+                          <m:t>γ</m:t>
+                        </m:r>
+                      </m:e>
+                      <m:sub>
+                        <m:r>
+                          <m:t>k</m:t>
+                        </m:r>
+                      </m:sub>
+                    </m:sSub>
                     <m:r>
-                      <m:t>γ</m:t>
+                      <m:rPr>
+                        <m:sty m:val="p"/>
+                      </m:rPr>
+                      <m:t>(</m:t>
+                    </m:r>
+                    <m:r>
+                      <m:t>L</m:t>
+                    </m:r>
+                    <m:r>
+                      <m:rPr>
+                        <m:sty m:val="p"/>
+                      </m:rPr>
+                      <m:t>,</m:t>
+                    </m:r>
+                    <m:r>
+                      <m:t>A</m:t>
+                    </m:r>
+                    <m:r>
+                      <m:rPr>
+                        <m:sty m:val="p"/>
+                      </m:rPr>
+                      <m:t>;</m:t>
+                    </m:r>
+                    <m:r>
+                      <m:t>ψ</m:t>
+                    </m:r>
+                    <m:r>
+                      <m:rPr>
+                        <m:sty m:val="p"/>
+                      </m:rPr>
+                      <m:t>)</m:t>
                     </m:r>
                   </m:e>
-                  <m:sub>
-                    <m:r>
-                      <m:t>k</m:t>
-                    </m:r>
-                  </m:sub>
-                </m:sSub>
-                <m:r>
-                  <m:rPr>
-                    <m:sty m:val="p"/>
-                  </m:rPr>
-                  <m:t>(</m:t>
-                </m:r>
-                <m:r>
-                  <m:t>L</m:t>
-                </m:r>
-                <m:r>
-                  <m:rPr>
-                    <m:sty m:val="p"/>
-                  </m:rPr>
-                  <m:t>,</m:t>
-                </m:r>
-                <m:r>
-                  <m:t>A</m:t>
-                </m:r>
-                <m:r>
-                  <m:rPr>
-                    <m:sty m:val="p"/>
-                  </m:rPr>
-                  <m:t>;</m:t>
-                </m:r>
-                <m:r>
-                  <m:t>ψ</m:t>
-                </m:r>
-                <m:r>
-                  <m:rPr>
-                    <m:sty m:val="p"/>
-                  </m:rPr>
-                  <m:t>)</m:t>
-                </m:r>
-                <m:r>
-                  <m:rPr>
-                    <m:sty m:val="p"/>
-                  </m:rPr>
-                  <m:t>]</m:t>
-                </m:r>
+                </m:d>
               </m:oMath>
             </m:oMathPara>
           </w:p>
@@ -16904,39 +16912,37 @@
             </m:rPr>
             <m:t>exp</m:t>
           </m:r>
-          <m:r>
-            <m:rPr>
-              <m:sty m:val="p"/>
-            </m:rPr>
-            <m:t>(</m:t>
-          </m:r>
-          <m:r>
-            <m:rPr>
-              <m:sty m:val="p"/>
-            </m:rPr>
-            <m:t>−</m:t>
-          </m:r>
-          <m:sSub>
+          <m:d>
+            <m:dPr>
+              <m:begChr m:val="{"/>
+              <m:sepChr m:val=""/>
+              <m:endChr m:val="}"/>
+              <m:grow/>
+            </m:dPr>
             <m:e>
               <m:r>
-                <m:t>ψ</m:t>
+                <m:rPr>
+                  <m:sty m:val="p"/>
+                </m:rPr>
+                <m:t>−</m:t>
+              </m:r>
+              <m:sSub>
+                <m:e>
+                  <m:r>
+                    <m:t>ψ</m:t>
+                  </m:r>
+                </m:e>
+                <m:sub>
+                  <m:r>
+                    <m:t>1</m:t>
+                  </m:r>
+                </m:sub>
+              </m:sSub>
+              <m:r>
+                <m:t>a</m:t>
               </m:r>
             </m:e>
-            <m:sub>
-              <m:r>
-                <m:t>1</m:t>
-              </m:r>
-            </m:sub>
-          </m:sSub>
-          <m:r>
-            <m:t>a</m:t>
-          </m:r>
-          <m:r>
-            <m:rPr>
-              <m:sty m:val="p"/>
-            </m:rPr>
-            <m:t>)</m:t>
-          </m:r>
+          </m:d>
         </m:oMath>
       </m:oMathPara>
     </w:p>
@@ -16958,36 +16964,34 @@
           </m:rPr>
           <m:t>exp</m:t>
         </m:r>
-        <m:r>
-          <m:rPr>
-            <m:sty m:val="p"/>
-          </m:rPr>
-          <m:t>(</m:t>
-        </m:r>
-        <m:r>
-          <m:rPr>
-            <m:sty m:val="p"/>
-          </m:rPr>
-          <m:t>−</m:t>
-        </m:r>
-        <m:sSub>
+        <m:d>
+          <m:dPr>
+            <m:begChr m:val="{"/>
+            <m:sepChr m:val=""/>
+            <m:endChr m:val="}"/>
+            <m:grow/>
+          </m:dPr>
           <m:e>
             <m:r>
-              <m:t>ψ</m:t>
-            </m:r>
+              <m:rPr>
+                <m:sty m:val="p"/>
+              </m:rPr>
+              <m:t>−</m:t>
+            </m:r>
+            <m:sSub>
+              <m:e>
+                <m:r>
+                  <m:t>ψ</m:t>
+                </m:r>
+              </m:e>
+              <m:sub>
+                <m:r>
+                  <m:t>1</m:t>
+                </m:r>
+              </m:sub>
+            </m:sSub>
           </m:e>
-          <m:sub>
-            <m:r>
-              <m:t>1</m:t>
-            </m:r>
-          </m:sub>
-        </m:sSub>
-        <m:r>
-          <m:rPr>
-            <m:sty m:val="p"/>
-          </m:rPr>
-          <m:t>)</m:t>
-        </m:r>
+        </m:d>
       </m:oMath>
       <w:r>
         <w:t xml:space="preserve"> </w:t>
@@ -17211,72 +17215,70 @@
           </m:rPr>
           <m:t>exp</m:t>
         </m:r>
-        <m:r>
-          <m:rPr>
-            <m:sty m:val="p"/>
-          </m:rPr>
-          <m:t>(</m:t>
-        </m:r>
-        <m:r>
-          <m:rPr>
-            <m:sty m:val="p"/>
-          </m:rPr>
-          <m:t>−</m:t>
-        </m:r>
-        <m:sSub>
+        <m:d>
+          <m:dPr>
+            <m:begChr m:val="{"/>
+            <m:sepChr m:val=""/>
+            <m:endChr m:val="}"/>
+            <m:grow/>
+          </m:dPr>
           <m:e>
             <m:r>
-              <m:t>ψ</m:t>
-            </m:r>
+              <m:rPr>
+                <m:sty m:val="p"/>
+              </m:rPr>
+              <m:t>−</m:t>
+            </m:r>
+            <m:sSub>
+              <m:e>
+                <m:r>
+                  <m:t>ψ</m:t>
+                </m:r>
+              </m:e>
+              <m:sub>
+                <m:r>
+                  <m:t>1</m:t>
+                </m:r>
+              </m:sub>
+            </m:sSub>
+            <m:r>
+              <m:t>a</m:t>
+            </m:r>
+            <m:r>
+              <m:rPr>
+                <m:sty m:val="p"/>
+              </m:rPr>
+              <m:t>−</m:t>
+            </m:r>
+            <m:sSub>
+              <m:e>
+                <m:r>
+                  <m:t>ψ</m:t>
+                </m:r>
+              </m:e>
+              <m:sub>
+                <m:r>
+                  <m:t>2</m:t>
+                </m:r>
+              </m:sub>
+            </m:sSub>
+            <m:r>
+              <m:t>a</m:t>
+            </m:r>
+            <m:sSub>
+              <m:e>
+                <m:r>
+                  <m:t>L</m:t>
+                </m:r>
+              </m:e>
+              <m:sub>
+                <m:r>
+                  <m:t>i</m:t>
+                </m:r>
+              </m:sub>
+            </m:sSub>
           </m:e>
-          <m:sub>
-            <m:r>
-              <m:t>1</m:t>
-            </m:r>
-          </m:sub>
-        </m:sSub>
-        <m:r>
-          <m:t>a</m:t>
-        </m:r>
-        <m:r>
-          <m:rPr>
-            <m:sty m:val="p"/>
-          </m:rPr>
-          <m:t>−</m:t>
-        </m:r>
-        <m:sSub>
-          <m:e>
-            <m:r>
-              <m:t>ψ</m:t>
-            </m:r>
-          </m:e>
-          <m:sub>
-            <m:r>
-              <m:t>2</m:t>
-            </m:r>
-          </m:sub>
-        </m:sSub>
-        <m:r>
-          <m:t>a</m:t>
-        </m:r>
-        <m:sSub>
-          <m:e>
-            <m:r>
-              <m:t>L</m:t>
-            </m:r>
-          </m:e>
-          <m:sub>
-            <m:r>
-              <m:t>i</m:t>
-            </m:r>
-          </m:sub>
-        </m:sSub>
-        <m:r>
-          <m:rPr>
-            <m:sty m:val="p"/>
-          </m:rPr>
-          <m:t>)</m:t>
-        </m:r>
+        </m:d>
       </m:oMath>
       <w:r>
         <w:t xml:space="preserve">,</w:t>
@@ -17376,66 +17378,64 @@
           </m:rPr>
           <m:t>exp</m:t>
         </m:r>
-        <m:r>
-          <m:rPr>
-            <m:sty m:val="p"/>
-          </m:rPr>
-          <m:t>(</m:t>
-        </m:r>
-        <m:sSub>
+        <m:d>
+          <m:dPr>
+            <m:begChr m:val="{"/>
+            <m:sepChr m:val=""/>
+            <m:endChr m:val="}"/>
+            <m:grow/>
+          </m:dPr>
           <m:e>
-            <m:r>
-              <m:t>ψ</m:t>
-            </m:r>
+            <m:sSub>
+              <m:e>
+                <m:r>
+                  <m:t>ψ</m:t>
+                </m:r>
+              </m:e>
+              <m:sub>
+                <m:r>
+                  <m:t>1</m:t>
+                </m:r>
+              </m:sub>
+            </m:sSub>
+            <m:r>
+              <m:t>a</m:t>
+            </m:r>
+            <m:r>
+              <m:rPr>
+                <m:sty m:val="p"/>
+              </m:rPr>
+              <m:t>+</m:t>
+            </m:r>
+            <m:sSub>
+              <m:e>
+                <m:r>
+                  <m:t>ψ</m:t>
+                </m:r>
+              </m:e>
+              <m:sub>
+                <m:r>
+                  <m:t>2</m:t>
+                </m:r>
+              </m:sub>
+            </m:sSub>
+            <m:r>
+              <m:t>a</m:t>
+            </m:r>
+            <m:sSub>
+              <m:e>
+                <m:r>
+                  <m:t>L</m:t>
+                </m:r>
+              </m:e>
+              <m:sub>
+                <m:r>
+                  <m:t>i</m:t>
+                </m:r>
+              </m:sub>
+            </m:sSub>
           </m:e>
-          <m:sub>
-            <m:r>
-              <m:t>1</m:t>
-            </m:r>
-          </m:sub>
-        </m:sSub>
-        <m:r>
-          <m:t>a</m:t>
-        </m:r>
-        <m:r>
-          <m:rPr>
-            <m:sty m:val="p"/>
-          </m:rPr>
-          <m:t>+</m:t>
-        </m:r>
-        <m:sSub>
-          <m:e>
-            <m:r>
-              <m:t>ψ</m:t>
-            </m:r>
-          </m:e>
-          <m:sub>
-            <m:r>
-              <m:t>2</m:t>
-            </m:r>
-          </m:sub>
-        </m:sSub>
-        <m:r>
-          <m:t>a</m:t>
-        </m:r>
-        <m:sSub>
-          <m:e>
-            <m:r>
-              <m:t>L</m:t>
-            </m:r>
-          </m:e>
-          <m:sub>
-            <m:r>
-              <m:t>i</m:t>
-            </m:r>
-          </m:sub>
-        </m:sSub>
-        <m:r>
-          <m:rPr>
-            <m:sty m:val="p"/>
-          </m:rPr>
-          <m:t>)</m:t>
-        </m:r>
+        </m:d>
       </m:oMath>
       <w:r>
         <w:t xml:space="preserve"> </w:t>
@@ -17509,66 +17509,64 @@
             </m:rPr>
             <m:t>exp</m:t>
           </m:r>
-          <m:r>
-            <m:rPr>
-              <m:sty m:val="p"/>
-            </m:rPr>
-            <m:t>(</m:t>
-          </m:r>
-          <m:sSub>
+          <m:d>
+            <m:dPr>
+              <m:begChr m:val="{"/>
+              <m:sepChr m:val=""/>
+              <m:endChr m:val="}"/>
+              <m:grow/>
+            </m:dPr>
             <m:e>
-              <m:r>
-                <m:t>ψ</m:t>
-              </m:r>
+              <m:sSub>
+                <m:e>
+                  <m:r>
+                    <m:t>ψ</m:t>
+                  </m:r>
+                </m:e>
+                <m:sub>
+                  <m:r>
+                    <m:t>1</m:t>
+                  </m:r>
+                </m:sub>
+              </m:sSub>
+              <m:r>
+                <m:t>a</m:t>
+              </m:r>
+              <m:r>
+                <m:rPr>
+                  <m:sty m:val="p"/>
+                </m:rPr>
+                <m:t>+</m:t>
+              </m:r>
+              <m:sSub>
+                <m:e>
+                  <m:r>
+                    <m:t>ψ</m:t>
+                  </m:r>
+                </m:e>
+                <m:sub>
+                  <m:r>
+                    <m:t>2</m:t>
+                  </m:r>
+                </m:sub>
+              </m:sSub>
+              <m:r>
+                <m:t>a</m:t>
+              </m:r>
+              <m:sSub>
+                <m:e>
+                  <m:r>
+                    <m:t>L</m:t>
+                  </m:r>
+                </m:e>
+                <m:sub>
+                  <m:r>
+                    <m:t>i</m:t>
+                  </m:r>
+                </m:sub>
+              </m:sSub>
             </m:e>
-            <m:sub>
-              <m:r>
-                <m:t>1</m:t>
-              </m:r>
-            </m:sub>
-          </m:sSub>
-          <m:r>
-            <m:t>a</m:t>
-          </m:r>
-          <m:r>
-            <m:rPr>
-              <m:sty m:val="p"/>
-            </m:rPr>
-            <m:t>+</m:t>
-          </m:r>
-          <m:sSub>
-            <m:e>
-              <m:r>
-                <m:t>ψ</m:t>
-              </m:r>
-            </m:e>
-            <m:sub>
-              <m:r>
-                <m:t>2</m:t>
-              </m:r>
-            </m:sub>
-          </m:sSub>
-          <m:r>
-            <m:t>a</m:t>
-          </m:r>
-          <m:sSub>
-            <m:e>
-              <m:r>
-                <m:t>L</m:t>
-              </m:r>
-            </m:e>
-            <m:sub>
-              <m:r>
-                <m:t>i</m:t>
-              </m:r>
-            </m:sub>
-          </m:sSub>
-          <m:r>
-            <m:rPr>
-              <m:sty m:val="p"/>
-            </m:rPr>
-            <m:t>)</m:t>
-          </m:r>
+          </m:d>
           <m:r>
             <m:t> </m:t>
           </m:r>
@@ -17737,84 +17735,82 @@
             </m:rPr>
             <m:t>exp</m:t>
           </m:r>
-          <m:r>
-            <m:rPr>
-              <m:sty m:val="p"/>
-            </m:rPr>
-            <m:t>(</m:t>
-          </m:r>
-          <m:sSub>
+          <m:d>
+            <m:dPr>
+              <m:begChr m:val="{"/>
+              <m:sepChr m:val=""/>
+              <m:endChr m:val="}"/>
+              <m:grow/>
+            </m:dPr>
             <m:e>
-              <m:r>
-                <m:t>ψ</m:t>
-              </m:r>
+              <m:sSub>
+                <m:e>
+                  <m:r>
+                    <m:t>ψ</m:t>
+                  </m:r>
+                </m:e>
+                <m:sub>
+                  <m:r>
+                    <m:t>1</m:t>
+                  </m:r>
+                </m:sub>
+              </m:sSub>
+              <m:sSub>
+                <m:e>
+                  <m:r>
+                    <m:t>A</m:t>
+                  </m:r>
+                </m:e>
+                <m:sub>
+                  <m:r>
+                    <m:t>i</m:t>
+                  </m:r>
+                </m:sub>
+              </m:sSub>
+              <m:r>
+                <m:rPr>
+                  <m:sty m:val="p"/>
+                </m:rPr>
+                <m:t>+</m:t>
+              </m:r>
+              <m:sSub>
+                <m:e>
+                  <m:r>
+                    <m:t>ψ</m:t>
+                  </m:r>
+                </m:e>
+                <m:sub>
+                  <m:r>
+                    <m:t>2</m:t>
+                  </m:r>
+                </m:sub>
+              </m:sSub>
+              <m:sSub>
+                <m:e>
+                  <m:r>
+                    <m:t>A</m:t>
+                  </m:r>
+                </m:e>
+                <m:sub>
+                  <m:r>
+                    <m:t>i</m:t>
+                  </m:r>
+                </m:sub>
+              </m:sSub>
+              <m:sSub>
+                <m:e>
+                  <m:r>
+                    <m:t>L</m:t>
+                  </m:r>
+                </m:e>
+                <m:sub>
+                  <m:r>
+                    <m:t>i</m:t>
+                  </m:r>
+                </m:sub>
+              </m:sSub>
             </m:e>
-            <m:sub>
-              <m:r>
-                <m:t>1</m:t>
-              </m:r>
-            </m:sub>
-          </m:sSub>
-          <m:sSub>
-            <m:e>
-              <m:r>
-                <m:t>A</m:t>
-              </m:r>
-            </m:e>
-            <m:sub>
-              <m:r>
-                <m:t>i</m:t>
-              </m:r>
-            </m:sub>
-          </m:sSub>
-          <m:r>
-            <m:rPr>
-              <m:sty m:val="p"/>
-            </m:rPr>
-            <m:t>+</m:t>
-          </m:r>
-          <m:sSub>
-            <m:e>
-              <m:r>
-                <m:t>ψ</m:t>
-              </m:r>
-            </m:e>
-            <m:sub>
-              <m:r>
-                <m:t>2</m:t>
-              </m:r>
-            </m:sub>
-          </m:sSub>
-          <m:sSub>
-            <m:e>
-              <m:r>
-                <m:t>A</m:t>
-              </m:r>
-            </m:e>
-            <m:sub>
-              <m:r>
-                <m:t>i</m:t>
-              </m:r>
-            </m:sub>
-          </m:sSub>
-          <m:sSub>
-            <m:e>
-              <m:r>
-                <m:t>L</m:t>
-              </m:r>
-            </m:e>
-            <m:sub>
-              <m:r>
-                <m:t>i</m:t>
-              </m:r>
-            </m:sub>
-          </m:sSub>
-          <m:r>
-            <m:rPr>
-              <m:sty m:val="p"/>
-            </m:rPr>
-            <m:t>)</m:t>
-          </m:r>
+          </m:d>
         </m:oMath>
       </m:oMathPara>
     </w:p>
@@ -18221,33 +18217,31 @@
           </m:rPr>
           <m:t>exp</m:t>
         </m:r>
-        <m:r>
-          <m:rPr>
-            <m:sty m:val="p"/>
-          </m:rPr>
-          <m:t>(</m:t>
-        </m:r>
-        <m:r>
-          <m:t>ψ</m:t>
-        </m:r>
-        <m:sSub>
+        <m:d>
+          <m:dPr>
+            <m:begChr m:val="{"/>
+            <m:sepChr m:val=""/>
+            <m:endChr m:val="}"/>
+            <m:grow/>
+          </m:dPr>
           <m:e>
             <m:r>
-              <m:t>A</m:t>
-            </m:r>
+              <m:t>ψ</m:t>
+            </m:r>
+            <m:sSub>
+              <m:e>
+                <m:r>
+                  <m:t>A</m:t>
+                </m:r>
+              </m:e>
+              <m:sub>
+                <m:r>
+                  <m:t>i</m:t>
+                </m:r>
+              </m:sub>
+            </m:sSub>
           </m:e>
-          <m:sub>
-            <m:r>
-              <m:t>i</m:t>
-            </m:r>
-          </m:sub>
-        </m:sSub>
-        <m:r>
-          <m:rPr>
-            <m:sty m:val="p"/>
-          </m:rPr>
-          <m:t>)</m:t>
-        </m:r>
+        </m:d>
       </m:oMath>
       <w:r>
         <w:t xml:space="preserve">.</w:t>
@@ -18381,45 +18375,43 @@
           </m:rPr>
           <m:t>exp</m:t>
         </m:r>
-        <m:r>
-          <m:rPr>
-            <m:sty m:val="p"/>
-          </m:rPr>
-          <m:t>(</m:t>
-        </m:r>
-        <m:sSup>
+        <m:d>
+          <m:dPr>
+            <m:begChr m:val="{"/>
+            <m:sepChr m:val=""/>
+            <m:endChr m:val="}"/>
+            <m:grow/>
+          </m:dPr>
           <m:e>
-            <m:r>
-              <m:t>ψ</m:t>
-            </m:r>
+            <m:sSup>
+              <m:e>
+                <m:r>
+                  <m:t>ψ</m:t>
+                </m:r>
+              </m:e>
+              <m:sup>
+                <m:r>
+                  <m:rPr>
+                    <m:sty m:val="p"/>
+                  </m:rPr>
+                  <m:t>†</m:t>
+                </m:r>
+              </m:sup>
+            </m:sSup>
+            <m:sSub>
+              <m:e>
+                <m:r>
+                  <m:t>A</m:t>
+                </m:r>
+              </m:e>
+              <m:sub>
+                <m:r>
+                  <m:t>i</m:t>
+                </m:r>
+              </m:sub>
+            </m:sSub>
           </m:e>
-          <m:sup>
-            <m:r>
-              <m:rPr>
-                <m:sty m:val="p"/>
-              </m:rPr>
-              <m:t>†</m:t>
-            </m:r>
-          </m:sup>
-        </m:sSup>
-        <m:sSub>
-          <m:e>
-            <m:r>
-              <m:t>A</m:t>
-            </m:r>
-          </m:e>
-          <m:sub>
-            <m:r>
-              <m:t>i</m:t>
-            </m:r>
-          </m:sub>
-        </m:sSub>
-        <m:r>
-          <m:rPr>
-            <m:sty m:val="p"/>
-          </m:rPr>
-          <m:t>)</m:t>
-        </m:r>
+        </m:d>
       </m:oMath>
       <w:r>
         <w:t xml:space="preserve">.</w:t>
@@ -19229,36 +19221,34 @@
           </m:rPr>
           <m:t>exp</m:t>
         </m:r>
-        <m:r>
-          <m:rPr>
-            <m:sty m:val="p"/>
-          </m:rPr>
-          <m:t>(</m:t>
-        </m:r>
-        <m:r>
-          <m:rPr>
-            <m:sty m:val="p"/>
-          </m:rPr>
-          <m:t>−</m:t>
-        </m:r>
-        <m:sSub>
+        <m:d>
+          <m:dPr>
+            <m:begChr m:val="{"/>
+            <m:sepChr m:val=""/>
+            <m:endChr m:val="}"/>
+            <m:grow/>
+          </m:dPr>
           <m:e>
             <m:r>
-              <m:t>ψ</m:t>
-            </m:r>
+              <m:rPr>
+                <m:sty m:val="p"/>
+              </m:rPr>
+              <m:t>−</m:t>
+            </m:r>
+            <m:sSub>
+              <m:e>
+                <m:r>
+                  <m:t>ψ</m:t>
+                </m:r>
+              </m:e>
+              <m:sub>
+                <m:r>
+                  <m:t>1</m:t>
+                </m:r>
+              </m:sub>
+            </m:sSub>
           </m:e>
-          <m:sub>
-            <m:r>
-              <m:t>1</m:t>
-            </m:r>
-          </m:sub>
-        </m:sSub>
-        <m:r>
-          <m:rPr>
-            <m:sty m:val="p"/>
-          </m:rPr>
-          <m:t>)</m:t>
-        </m:r>
+        </m:d>
       </m:oMath>
       <w:r>
         <w:t xml:space="preserve">, this means</w:t>
@@ -19274,36 +19264,34 @@
           </m:rPr>
           <m:t>exp</m:t>
         </m:r>
-        <m:r>
-          <m:rPr>
-            <m:sty m:val="p"/>
-          </m:rPr>
-          <m:t>(</m:t>
-        </m:r>
-        <m:r>
-          <m:rPr>
-            <m:sty m:val="p"/>
-          </m:rPr>
-          <m:t>−</m:t>
-        </m:r>
-        <m:sSub>
+        <m:d>
+          <m:dPr>
+            <m:begChr m:val="{"/>
+            <m:sepChr m:val=""/>
+            <m:endChr m:val="}"/>
+            <m:grow/>
+          </m:dPr>
           <m:e>
             <m:r>
-              <m:t>ψ</m:t>
-            </m:r>
+              <m:rPr>
+                <m:sty m:val="p"/>
+              </m:rPr>
+              <m:t>−</m:t>
+            </m:r>
+            <m:sSub>
+              <m:e>
+                <m:r>
+                  <m:t>ψ</m:t>
+                </m:r>
+              </m:e>
+              <m:sub>
+                <m:r>
+                  <m:t>1</m:t>
+                </m:r>
+              </m:sub>
+            </m:sSub>
           </m:e>
-          <m:sub>
-            <m:r>
-              <m:t>1</m:t>
-            </m:r>
-          </m:sub>
-        </m:sSub>
-        <m:r>
-          <m:rPr>
-            <m:sty m:val="p"/>
-          </m:rPr>
-          <m:t>)</m:t>
-        </m:r>
+        </m:d>
         <m:r>
           <m:rPr>
             <m:sty m:val="p"/>
@@ -20091,15 +20079,36 @@
                 </m:rPr>
                 <m:t>exp</m:t>
               </m:r>
-              <m:r>
-                <m:rPr>
-                  <m:sty m:val="p"/>
-                </m:rPr>
-                <m:t>(</m:t>
-              </m:r>
-              <m:r>
-                <m:t>ψ</m:t>
-              </m:r>
+              <m:d>
+                <m:dPr>
+                  <m:begChr m:val="{"/>
+                  <m:sepChr m:val=""/>
+                  <m:endChr m:val="}"/>
+                  <m:grow/>
+                </m:dPr>
+                <m:e>
+                  <m:r>
+                    <m:t>ψ</m:t>
+                  </m:r>
+                  <m:r>
+                    <m:t>A</m:t>
+                  </m:r>
+                </m:e>
+              </m:d>
+              <m:r>
+                <m:rPr>
+                  <m:sty m:val="p"/>
+                </m:rPr>
+                <m:t>}</m:t>
+              </m:r>
+            </m:oMath>
+            <w:r>
+              <w:t xml:space="preserve">, the infimum taken over the treatment values</w:t>
+            </w:r>
+            <w:r>
+              <w:t xml:space="preserve"> </w:t>
+            </w:r>
+            <m:oMath>
               <m:r>
                 <m:t>A</m:t>
               </m:r>
@@ -20107,7 +20116,25 @@
                 <m:rPr>
                   <m:sty m:val="p"/>
                 </m:rPr>
-                <m:t>)</m:t>
+                <m:t>∈</m:t>
+              </m:r>
+              <m:r>
+                <m:rPr>
+                  <m:sty m:val="p"/>
+                </m:rPr>
+                <m:t>{</m:t>
+              </m:r>
+              <m:r>
+                <m:t>0</m:t>
+              </m:r>
+              <m:r>
+                <m:rPr>
+                  <m:sty m:val="p"/>
+                </m:rPr>
+                <m:t>,</m:t>
+              </m:r>
+              <m:r>
+                <m:t>1</m:t>
               </m:r>
               <m:r>
                 <m:rPr>
@@ -20117,54 +20144,65 @@
               </m:r>
             </m:oMath>
             <w:r>
-              <w:t xml:space="preserve">, the infimum taken over the treatment values</w:t>
+              <w:t xml:space="preserve">.</w:t>
             </w:r>
             <w:r>
               <w:t xml:space="preserve"> </w:t>
             </w:r>
+            <w:r>
+              <w:t xml:space="preserve">Evaluating the two candidates</w:t>
+            </w:r>
+            <w:r>
+              <w:t xml:space="preserve"> </w:t>
+            </w:r>
             <m:oMath>
               <m:r>
-                <m:t>A</m:t>
-              </m:r>
-              <m:r>
-                <m:rPr>
-                  <m:sty m:val="p"/>
-                </m:rPr>
-                <m:t>∈</m:t>
-              </m:r>
-              <m:r>
-                <m:rPr>
-                  <m:sty m:val="p"/>
-                </m:rPr>
-                <m:t>{</m:t>
-              </m:r>
-              <m:r>
-                <m:t>0</m:t>
-              </m:r>
-              <m:r>
-                <m:rPr>
-                  <m:sty m:val="p"/>
-                </m:rPr>
-                <m:t>,</m:t>
-              </m:r>
-              <m:r>
-                <m:t>1</m:t>
-              </m:r>
-              <m:r>
-                <m:rPr>
-                  <m:sty m:val="p"/>
-                </m:rPr>
-                <m:t>}</m:t>
+                <m:t>K</m:t>
+              </m:r>
+              <m:r>
+                <m:rPr>
+                  <m:nor/>
+                  <m:sty m:val="p"/>
+                </m:rPr>
+                <m:t>exp</m:t>
+              </m:r>
+              <m:d>
+                <m:dPr>
+                  <m:begChr m:val="{"/>
+                  <m:sepChr m:val=""/>
+                  <m:endChr m:val="}"/>
+                  <m:grow/>
+                </m:dPr>
+                <m:e>
+                  <m:r>
+                    <m:t>ψ</m:t>
+                  </m:r>
+                  <m:r>
+                    <m:rPr>
+                      <m:sty m:val="p"/>
+                    </m:rPr>
+                    <m:t>×</m:t>
+                  </m:r>
+                  <m:r>
+                    <m:t>0</m:t>
+                  </m:r>
+                </m:e>
+              </m:d>
+              <m:r>
+                <m:rPr>
+                  <m:sty m:val="p"/>
+                </m:rPr>
+                <m:t>=</m:t>
+              </m:r>
+              <m:r>
+                <m:t>K</m:t>
               </m:r>
             </m:oMath>
             <w:r>
-              <w:t xml:space="preserve">.</w:t>
-            </w:r>
-            <w:r>
               <w:t xml:space="preserve"> </w:t>
             </w:r>
             <w:r>
-              <w:t xml:space="preserve">Evaluating the two candidates</w:t>
+              <w:t xml:space="preserve">and</w:t>
             </w:r>
             <w:r>
               <w:t xml:space="preserve"> </w:t>
@@ -20180,30 +20218,28 @@
                 </m:rPr>
                 <m:t>exp</m:t>
               </m:r>
-              <m:r>
-                <m:rPr>
-                  <m:sty m:val="p"/>
-                </m:rPr>
-                <m:t>(</m:t>
-              </m:r>
-              <m:r>
-                <m:t>ψ</m:t>
-              </m:r>
-              <m:r>
-                <m:rPr>
-                  <m:sty m:val="p"/>
-                </m:rPr>
-                <m:t>×</m:t>
-              </m:r>
-              <m:r>
-                <m:t>0</m:t>
-              </m:r>
-              <m:r>
-                <m:rPr>
-                  <m:sty m:val="p"/>
-                </m:rPr>
-                <m:t>)</m:t>
-              </m:r>
+              <m:d>
+                <m:dPr>
+                  <m:begChr m:val="{"/>
+                  <m:sepChr m:val=""/>
+                  <m:endChr m:val="}"/>
+                  <m:grow/>
+                </m:dPr>
+                <m:e>
+                  <m:r>
+                    <m:t>ψ</m:t>
+                  </m:r>
+                  <m:r>
+                    <m:rPr>
+                      <m:sty m:val="p"/>
+                    </m:rPr>
+                    <m:t>×</m:t>
+                  </m:r>
+                  <m:r>
+                    <m:t>1</m:t>
+                  </m:r>
+                </m:e>
+              </m:d>
               <m:r>
                 <m:rPr>
                   <m:sty m:val="p"/>
@@ -20213,20 +20249,6 @@
               <m:r>
                 <m:t>K</m:t>
               </m:r>
-            </m:oMath>
-            <w:r>
-              <w:t xml:space="preserve"> </w:t>
-            </w:r>
-            <w:r>
-              <w:t xml:space="preserve">and</w:t>
-            </w:r>
-            <w:r>
-              <w:t xml:space="preserve"> </w:t>
-            </w:r>
-            <m:oMath>
-              <m:r>
-                <m:t>K</m:t>
-              </m:r>
               <m:r>
                 <m:rPr>
                   <m:nor/>
@@ -20234,61 +20256,19 @@
                 </m:rPr>
                 <m:t>exp</m:t>
               </m:r>
-              <m:r>
-                <m:rPr>
-                  <m:sty m:val="p"/>
-                </m:rPr>
-                <m:t>(</m:t>
-              </m:r>
-              <m:r>
-                <m:t>ψ</m:t>
-              </m:r>
-              <m:r>
-                <m:rPr>
-                  <m:sty m:val="p"/>
-                </m:rPr>
-                <m:t>×</m:t>
-              </m:r>
-              <m:r>
-                <m:t>1</m:t>
-              </m:r>
-              <m:r>
-                <m:rPr>
-                  <m:sty m:val="p"/>
-                </m:rPr>
-                <m:t>)</m:t>
-              </m:r>
-              <m:r>
-                <m:rPr>
-                  <m:sty m:val="p"/>
-                </m:rPr>
-                <m:t>=</m:t>
-              </m:r>
-              <m:r>
-                <m:t>K</m:t>
-              </m:r>
-              <m:r>
-                <m:rPr>
-                  <m:nor/>
-                  <m:sty m:val="p"/>
-                </m:rPr>
-                <m:t>exp</m:t>
-              </m:r>
-              <m:r>
-                <m:rPr>
-                  <m:sty m:val="p"/>
-                </m:rPr>
-                <m:t>(</m:t>
-              </m:r>
-              <m:r>
-                <m:t>ψ</m:t>
-              </m:r>
-              <m:r>
-                <m:rPr>
-                  <m:sty m:val="p"/>
-                </m:rPr>
-                <m:t>)</m:t>
-              </m:r>
+              <m:d>
+                <m:dPr>
+                  <m:begChr m:val="{"/>
+                  <m:sepChr m:val=""/>
+                  <m:endChr m:val="}"/>
+                  <m:grow/>
+                </m:dPr>
+                <m:e>
+                  <m:r>
+                    <m:t>ψ</m:t>
+                  </m:r>
+                </m:e>
+              </m:d>
             </m:oMath>
             <w:r>
               <w:t xml:space="preserve">:</w:t>
@@ -20336,21 +20316,19 @@
                 </m:rPr>
                 <m:t>exp</m:t>
               </m:r>
-              <m:r>
-                <m:rPr>
-                  <m:sty m:val="p"/>
-                </m:rPr>
-                <m:t>(</m:t>
-              </m:r>
-              <m:r>
-                <m:t>ψ</m:t>
-              </m:r>
-              <m:r>
-                <m:rPr>
-                  <m:sty m:val="p"/>
-                </m:rPr>
-                <m:t>)</m:t>
-              </m:r>
+              <m:d>
+                <m:dPr>
+                  <m:begChr m:val="{"/>
+                  <m:sepChr m:val=""/>
+                  <m:endChr m:val="}"/>
+                  <m:grow/>
+                </m:dPr>
+                <m:e>
+                  <m:r>
+                    <m:t>ψ</m:t>
+                  </m:r>
+                </m:e>
+              </m:d>
               <m:r>
                 <m:rPr>
                   <m:sty m:val="p"/>
@@ -20442,6 +20420,39 @@
                 </m:rPr>
                 <m:t>exp</m:t>
               </m:r>
+              <m:d>
+                <m:dPr>
+                  <m:begChr m:val="{"/>
+                  <m:sepChr m:val=""/>
+                  <m:endChr m:val="}"/>
+                  <m:grow/>
+                </m:dPr>
+                <m:e>
+                  <m:r>
+                    <m:t>ψ</m:t>
+                  </m:r>
+                </m:e>
+              </m:d>
+              <m:r>
+                <m:rPr>
+                  <m:sty m:val="p"/>
+                </m:rPr>
+                <m:t>&lt;</m:t>
+              </m:r>
+              <m:r>
+                <m:t>K</m:t>
+              </m:r>
+            </m:oMath>
+            <w:r>
+              <w:t xml:space="preserve">, so</w:t>
+            </w:r>
+            <w:r>
+              <w:t xml:space="preserve"> </w:t>
+            </w:r>
+            <m:oMath>
+              <m:r>
+                <m:t>K</m:t>
+              </m:r>
               <m:r>
                 <m:rPr>
                   <m:sty m:val="p"/>
@@ -20461,46 +20472,11 @@
                 <m:rPr>
                   <m:sty m:val="p"/>
                 </m:rPr>
-                <m:t>&lt;</m:t>
+                <m:t>=</m:t>
               </m:r>
               <m:r>
                 <m:t>K</m:t>
               </m:r>
-            </m:oMath>
-            <w:r>
-              <w:t xml:space="preserve">, so</w:t>
-            </w:r>
-            <w:r>
-              <w:t xml:space="preserve"> </w:t>
-            </w:r>
-            <m:oMath>
-              <m:r>
-                <m:t>K</m:t>
-              </m:r>
-              <m:r>
-                <m:rPr>
-                  <m:sty m:val="p"/>
-                </m:rPr>
-                <m:t>(</m:t>
-              </m:r>
-              <m:r>
-                <m:t>ψ</m:t>
-              </m:r>
-              <m:r>
-                <m:rPr>
-                  <m:sty m:val="p"/>
-                </m:rPr>
-                <m:t>)</m:t>
-              </m:r>
-              <m:r>
-                <m:rPr>
-                  <m:sty m:val="p"/>
-                </m:rPr>
-                <m:t>=</m:t>
-              </m:r>
-              <m:r>
-                <m:t>K</m:t>
-              </m:r>
               <m:r>
                 <m:rPr>
                   <m:nor/>
@@ -20508,21 +20484,19 @@
                 </m:rPr>
                 <m:t>exp</m:t>
               </m:r>
-              <m:r>
-                <m:rPr>
-                  <m:sty m:val="p"/>
-                </m:rPr>
-                <m:t>(</m:t>
-              </m:r>
-              <m:r>
-                <m:t>ψ</m:t>
-              </m:r>
-              <m:r>
-                <m:rPr>
-                  <m:sty m:val="p"/>
-                </m:rPr>
-                <m:t>)</m:t>
-              </m:r>
+              <m:d>
+                <m:dPr>
+                  <m:begChr m:val="{"/>
+                  <m:sepChr m:val=""/>
+                  <m:endChr m:val="}"/>
+                  <m:grow/>
+                </m:dPr>
+                <m:e>
+                  <m:r>
+                    <m:t>ψ</m:t>
+                  </m:r>
+                </m:e>
+              </m:d>
             </m:oMath>
             <w:r>
               <w:t xml:space="preserve">;</w:t>
@@ -21115,33 +21089,31 @@
           </m:rPr>
           <m:t>exp</m:t>
         </m:r>
-        <m:r>
-          <m:rPr>
-            <m:sty m:val="p"/>
-          </m:rPr>
-          <m:t>(</m:t>
-        </m:r>
-        <m:r>
-          <m:t>ψ</m:t>
-        </m:r>
-        <m:sSub>
+        <m:d>
+          <m:dPr>
+            <m:begChr m:val="{"/>
+            <m:sepChr m:val=""/>
+            <m:endChr m:val="}"/>
+            <m:grow/>
+          </m:dPr>
           <m:e>
             <m:r>
-              <m:t>A</m:t>
-            </m:r>
+              <m:t>ψ</m:t>
+            </m:r>
+            <m:sSub>
+              <m:e>
+                <m:r>
+                  <m:t>A</m:t>
+                </m:r>
+              </m:e>
+              <m:sub>
+                <m:r>
+                  <m:t>i</m:t>
+                </m:r>
+              </m:sub>
+            </m:sSub>
           </m:e>
-          <m:sub>
-            <m:r>
-              <m:t>i</m:t>
-            </m:r>
-          </m:sub>
-        </m:sSub>
-        <m:r>
-          <m:rPr>
-            <m:sty m:val="p"/>
-          </m:rPr>
-          <m:t>)</m:t>
-        </m:r>
+        </m:d>
       </m:oMath>
       <w:r>
         <w:t xml:space="preserve">,</w:t>
@@ -21236,34 +21208,32 @@
           </m:rPr>
           <m:t>exp</m:t>
         </m:r>
-        <m:r>
-          <m:rPr>
-            <m:sty m:val="p"/>
-          </m:rPr>
-          <m:t>(</m:t>
-        </m:r>
-        <m:r>
-          <m:rPr>
-            <m:sty m:val="p"/>
-          </m:rPr>
-          <m:t>−</m:t>
-        </m:r>
-        <m:acc>
-          <m:accPr>
-            <m:chr m:val="̂"/>
-          </m:accPr>
+        <m:d>
+          <m:dPr>
+            <m:begChr m:val="{"/>
+            <m:sepChr m:val=""/>
+            <m:endChr m:val="}"/>
+            <m:grow/>
+          </m:dPr>
           <m:e>
             <m:r>
-              <m:t>ψ</m:t>
-            </m:r>
+              <m:rPr>
+                <m:sty m:val="p"/>
+              </m:rPr>
+              <m:t>−</m:t>
+            </m:r>
+            <m:acc>
+              <m:accPr>
+                <m:chr m:val="̂"/>
+              </m:accPr>
+              <m:e>
+                <m:r>
+                  <m:t>ψ</m:t>
+                </m:r>
+              </m:e>
+            </m:acc>
           </m:e>
-        </m:acc>
-        <m:r>
-          <m:rPr>
-            <m:sty m:val="p"/>
-          </m:rPr>
-          <m:t>)</m:t>
-        </m:r>
+        </m:d>
         <m:r>
           <m:rPr>
             <m:sty m:val="p"/>
@@ -21277,21 +21247,19 @@
           </m:rPr>
           <m:t>exp</m:t>
         </m:r>
-        <m:r>
-          <m:rPr>
-            <m:sty m:val="p"/>
-          </m:rPr>
-          <m:t>(</m:t>
-        </m:r>
-        <m:r>
-          <m:t>0.047</m:t>
-        </m:r>
-        <m:r>
-          <m:rPr>
-            <m:sty m:val="p"/>
-          </m:rPr>
-          <m:t>)</m:t>
-        </m:r>
+        <m:d>
+          <m:dPr>
+            <m:begChr m:val="{"/>
+            <m:sepChr m:val=""/>
+            <m:endChr m:val="}"/>
+            <m:grow/>
+          </m:dPr>
+          <m:e>
+            <m:r>
+              <m:t>0.047</m:t>
+            </m:r>
+          </m:e>
+        </m:d>
         <m:r>
           <m:rPr>
             <m:sty m:val="p"/>
@@ -22402,34 +22370,32 @@
           </m:rPr>
           <m:t>exp</m:t>
         </m:r>
-        <m:r>
-          <m:rPr>
-            <m:sty m:val="p"/>
-          </m:rPr>
-          <m:t>(</m:t>
-        </m:r>
-        <m:r>
-          <m:rPr>
-            <m:sty m:val="p"/>
-          </m:rPr>
-          <m:t>−</m:t>
-        </m:r>
-        <m:acc>
-          <m:accPr>
-            <m:chr m:val="̂"/>
-          </m:accPr>
+        <m:d>
+          <m:dPr>
+            <m:begChr m:val="{"/>
+            <m:sepChr m:val=""/>
+            <m:endChr m:val="}"/>
+            <m:grow/>
+          </m:dPr>
           <m:e>
             <m:r>
-              <m:t>ψ</m:t>
-            </m:r>
+              <m:rPr>
+                <m:sty m:val="p"/>
+              </m:rPr>
+              <m:t>−</m:t>
+            </m:r>
+            <m:acc>
+              <m:accPr>
+                <m:chr m:val="̂"/>
+              </m:accPr>
+              <m:e>
+                <m:r>
+                  <m:t>ψ</m:t>
+                </m:r>
+              </m:e>
+            </m:acc>
           </m:e>
-        </m:acc>
-        <m:r>
-          <m:rPr>
-            <m:sty m:val="p"/>
-          </m:rPr>
-          <m:t>)</m:t>
-        </m:r>
+        </m:d>
         <m:r>
           <m:rPr>
             <m:sty m:val="p"/>
